--- a/Finals_Track3_Deliverables/2_Poster_Specification_and_Blueprint.docx
+++ b/Finals_Track3_Deliverables/2_Poster_Specification_and_Blueprint.docx
@@ -72,7 +72,7 @@
                 <w:color w:val="1E293B"/>
                 <w:sz w:val="18"/>
               </w:rPr>
-              <w:t>L-MINER Mk-II: Autonomous Multi-Tier Lunar Prospector</w:t>
+              <w:t>L-MINER Mk-II: Autonomous Science Payload</w:t>
             </w:r>
           </w:p>
         </w:tc>
@@ -369,7 +369,7 @@
               </w:rPr>
               <w:t>POSTER TITLE (96 pt Bold):</w:t>
               <w:br/>
-              <w:t>L-MINER Mk-II: Autonomous Multi-Tier Rover for Subsurface Lunar Volatile Prospecting and Mineral Classification</w:t>
+              <w:t>L-MINER Mk-II: Autonomous Multi-Tier Payload for Subsurface Lunar Volatile Prospecting and Mineral Classification</w:t>
               <w:br/>
               <w:br/>
               <w:t>SUBTITLE (44 pt Medium):</w:t>
@@ -425,7 +425,7 @@
         <w:t>The Ground-Truth Gap: Optical cameras are blinded by darkness and only sample the top 10 microns of dust. Earth teleoperation is impossible due to communication shadows and 3-second roundtrip delays.</w:t>
         <w:br/>
         <w:br/>
-        <w:t>Core Mission Objective: Develop an autonomous rover combining subsurface radar sounding (0–3 m) with active optical spectroscopy (0.5–2.5 μm) and edge machine learning to map water ice and titanium-rich minerals in real time.</w:t>
+        <w:t>Core Mission Objective: Develop an autonomous prospecting payload combining subsurface radar sounding (0–3 m) with active optical spectroscopy (0.5–2.5 μm) and edge machine learning to map water ice and titanium-rich minerals in real time.</w:t>
       </w:r>
     </w:p>
     <w:p>
@@ -441,7 +441,7 @@
         <w:spacing w:line="276" w:lineRule="auto"/>
       </w:pPr>
       <w:r>
-        <w:t>L-MINER implements a 3-tier decoupled autonomy framework guaranteeing mission safety and battery preservation:</w:t>
+        <w:t>L-MINER payload architecture implements a 3-tier decoupled autonomy framework guaranteeing mission safety and battery preservation:</w:t>
         <w:br/>
         <w:br/>
         <w:t>• L0 Safety Reflex (10 Hz): Real-time obstacle bypass using HazCam point-clouds. Blocks drive into slopes &gt;15° or boulders &gt;0.75 hazard score.</w:t>
@@ -518,7 +518,7 @@
         <w:t>Full cyber-physical demonstration environment built with Streamlit and Plotly WebGL:</w:t>
         <w:br/>
         <w:br/>
-        <w:t>• 3D Lunar Polar Digital Twin: High-density 96 x 96 crater terrain mesh with 3° low-angle polar solar illumination, 6-wheel rocker-bogie rover mesh, terrain-following pitch/roll adaptation, and subsurface deposit spheres sized by ML confidence.</w:t>
+        <w:t>• 3D Lunar Polar Digital Twin: High-density 96 x 96 crater terrain mesh with 3° low-angle polar solar illumination, 6-wheel rocker-bogie mobile host platform, terrain-following pitch/roll adaptation, and subsurface deposit spheres sized by ML confidence.</w:t>
         <w:br/>
         <w:br/>
         <w:t>• Aerospace Mission HUD: Real-time telemetry cards, dual GPR B-scan + A-scan energy plots, USGS laboratory benchmark overlay curves, and autonomous survey sequence controls.</w:t>
@@ -717,7 +717,7 @@
               </w:rPr>
               <w:t>SECTION 5: 3D DIGITAL TWIN</w:t>
               <w:br/>
-              <w:t>• 3D Rover mesh on polar terrain</w:t>
+              <w:t>• 3D Payload &amp; Host Platform on polar terrain</w:t>
               <w:br/>
               <w:t>• Subterranean deposit ellipsoids</w:t>
               <w:br/>
@@ -841,7 +841,7 @@
               </w:rPr>
               <w:t>FIGURE 1:</w:t>
               <w:br/>
-              <w:t>Rover mechanical layout &amp; sensor integration callouts.</w:t>
+              <w:t>Payload physical layout &amp; host platform integration callouts.</w:t>
             </w:r>
           </w:p>
         </w:tc>
